--- a/public/investor-pack/Global-Office-Investor-Deck-Speaker-Notes.docx
+++ b/public/investor-pack/Global-Office-Investor-Deck-Speaker-Notes.docx
@@ -661,7 +661,7 @@
           <w:sz w:val="22"/>
           <w:szCs w:val="22"/>
         </w:rPr>
-        <w:t xml:space="preserve">Governance signals for a $10M+ check. Clean cap table. Delaware/UK holdco under evaluation. IP fully owned by Soteria AI Technologies Limited. NDPR/GDPR by design. SOC 2 Type I on the roadmap. No undisclosed liabilities. Data room ready.</w:t>
+        <w:t xml:space="preserve">Governance signals for a $10M+ check. Clean cap table. Delaware/UK holdco under evaluation. IP fully owned by Soteria AI Technologies Inc.. NDPR/GDPR by design. SOC 2 Type I on the roadmap. No undisclosed liabilities. Data room ready.</w:t>
       </w:r>
     </w:p>
     <w:p>

--- a/public/investor-pack/Global-Office-Investor-Deck-Speaker-Notes.docx
+++ b/public/investor-pack/Global-Office-Investor-Deck-Speaker-Notes.docx
@@ -661,7 +661,7 @@
           <w:sz w:val="22"/>
           <w:szCs w:val="22"/>
         </w:rPr>
-        <w:t xml:space="preserve">Governance signals for a $10M+ check. Clean cap table. Delaware/UK holdco under evaluation. IP fully owned by Soteria AI Technologies Inc.. NDPR/GDPR by design. SOC 2 Type I on the roadmap. No undisclosed liabilities. Data room ready.</w:t>
+        <w:t xml:space="preserve">Governance signals for a $10M+ check. Clean cap table. Delaware/UK holdco under evaluation. IP fully owned by Soteria AI Technologies Inc. (a Delaware C-Corporation). NDPR/GDPR by design. SOC 2 Type I on the roadmap. No undisclosed liabilities. Data room ready.</w:t>
       </w:r>
     </w:p>
     <w:p>

--- a/public/investor-pack/Global-Office-Investor-Deck-Speaker-Notes.docx
+++ b/public/investor-pack/Global-Office-Investor-Deck-Speaker-Notes.docx
@@ -371,7 +371,7 @@
           <w:sz w:val="22"/>
           <w:szCs w:val="22"/>
         </w:rPr>
-        <w:t xml:space="preserve">Business model is per-organization SaaS with three tiers: Starter, Growth, Scale, priced in local currency to remove FX friction. AI credits meter compute-intensive features so cost scales with value. Expected gross margins in the 75–82% range consistent with vertical SaaS benchmarks — this is a range, not a claim. Enterprise editions and partner channels unlock the upper end of the market from year three onward.</w:t>
+        <w:t xml:space="preserve">Business model is per-organization SaaS with three tiers: Starter, Growth, Scale, priced in local currency to remove FX friction. AI credits meter compute-intensive features so cost scales with value. Expected gross margins in the 84–88% range consistent with vertical SaaS benchmarks — this is a range, not a claim. Enterprise editions and partner channels unlock the upper end of the market from year three onward.</w:t>
       </w:r>
     </w:p>
     <w:p>
@@ -487,7 +487,7 @@
           <w:sz w:val="22"/>
           <w:szCs w:val="22"/>
         </w:rPr>
-        <w:t xml:space="preserve">Financial framework, not fabricated forecast. Ranges are strategic assumptions to be validated in pilots. Blended ARPO $2.4K–$4.2K/yr. Gross margin 75–82%. CAC payback 10–14 months at Growth tier. Year 5 modeled scenarios: conservative $18M ARR, base $42M, upside $95M. All numbers will be re-baselined against pilot data before Series A. We show the math, not fiction.</w:t>
+        <w:t xml:space="preserve">Financial framework, not fabricated forecast. Ranges are strategic assumptions to be validated in pilots. Blended ARPO $2.4K–$4.2K/yr. Gross margin 84–88%. CAC payback 6–9 months at Growth tier. Year 5 modeled scenarios: conservative $18M ARR, base $42M, upside $95M. All numbers will be re-baselined against pilot data before Series A. We show the math, not fiction.</w:t>
       </w:r>
     </w:p>
     <w:p>
@@ -574,7 +574,7 @@
           <w:sz w:val="22"/>
           <w:szCs w:val="22"/>
         </w:rPr>
-        <w:t xml:space="preserve">Falsifiable milestones — the ones that unlock Series A. Month 6: 20 signed design partners across three cities. Month 12: first $500K–$1M ARR, cohort retention data, two verticals shipped. Month 18: $2M+ ARR, NRR above 110%, first enterprise reference, SOC 2 Type I. Month 24: Series A ready.</w:t>
+        <w:t xml:space="preserve">Falsifiable milestones — the ones that unlock Series A. Month 6: 20 signed design partners across three cities. Month 12: first $500K–$1M ARR, cohort retention data, two verticals shipped. Month 18: $2M+ ARR, NRR above 115%, first enterprise reference, SOC 2 Type I. Month 24: Series A ready.</w:t>
       </w:r>
     </w:p>
     <w:p>
